--- a/templates/postgrad-apply.docx
+++ b/templates/postgrad-apply.docx
@@ -4,96 +4,86 @@
   <w:body>
     <w:tbl>
       <w:tblPr>
+        <w:tblStyle w:val="TableGrid"/>
         <w:tblW w:type="auto" w:w="0"/>
+        <w:jc w:val="center"/>
         <w:tblLook w:firstColumn="1" w:firstRow="1" w:lastColumn="0" w:lastRow="0" w:noHBand="0" w:noVBand="1" w:val="04A0"/>
-        <w:tblBorders>
-          <w:top w:val="none"/>
-          <w:left w:val="none"/>
-          <w:bottom w:val="none"/>
-          <w:right w:val="none"/>
-          <w:insideH w:val="none"/>
-          <w:insideV w:val="none"/>
-        </w:tblBorders>
       </w:tblPr>
       <w:tblGrid>
-        <w:gridCol w:w="7087"/>
-        <w:gridCol w:w="1984"/>
+        <w:gridCol w:w="7370"/>
+        <w:gridCol w:w="1814"/>
       </w:tblGrid>
       <w:tr>
         <w:tc>
           <w:tcPr>
-            <w:tcW w:w="7087" w:type="dxa"/>
+            <w:tcW w:type="dxa" w:w="4703"/>
+            <w:shd w:val="clear" w:color="auto" w:fill="1565C0"/>
             <w:tcBorders>
               <w:top w:val="none"/>
+            </w:tcBorders>
+            <w:tcBorders>
+              <w:bottom w:val="none"/>
+            </w:tcBorders>
+            <w:tcBorders>
               <w:left w:val="none"/>
-              <w:bottom w:val="none"/>
+            </w:tcBorders>
+            <w:tcBorders>
               <w:right w:val="none"/>
             </w:tcBorders>
-            <w:shd w:val="clear" w:color="auto" w:fill="E8F4FD"/>
-            <w:vAlign w:val="center"/>
           </w:tcPr>
+          <w:p/>
           <w:p>
             <w:pPr>
-              <w:spacing w:before="280" w:after="80"/>
-              <w:ind w:left="454"/>
+              <w:spacing w:before="200" w:after="80"/>
             </w:pPr>
             <w:r>
               <w:rPr>
                 <w:b/>
-                <w:color w:val="2196F3"/>
-                <w:sz w:val="32"/>
+                <w:color w:val="FFFFFF"/>
+                <w:sz w:val="44"/>
               </w:rPr>
               <w:t>{name}</w:t>
             </w:r>
           </w:p>
           <w:p>
             <w:pPr>
-              <w:spacing w:after="40"/>
-              <w:ind w:left="454"/>
+              <w:spacing w:after="200"/>
             </w:pPr>
             <w:r>
               <w:rPr>
-                <w:color w:val="222233"/>
+                <w:color w:val="E3F2FD"/>
                 <w:sz w:val="18"/>
               </w:rPr>
-              <w:t>{school}  {major}（{degree}）  |  {city}</w:t>
-            </w:r>
-          </w:p>
-          <w:p>
-            <w:pPr>
-              <w:spacing w:after="280"/>
-              <w:ind w:left="454"/>
-            </w:pPr>
-            <w:r>
-              <w:rPr>
-                <w:color w:val="888888"/>
-                <w:sz w:val="18"/>
-              </w:rPr>
-              <w:t>📱 {phone}   ✉ {email}   出生：{birthdate}   政治面貌：{politicalStatus}</w:t>
+              <w:t>{phone}   |   {email}   |   {city}</w:t>
             </w:r>
           </w:p>
         </w:tc>
         <w:tc>
           <w:tcPr>
-            <w:tcW w:w="1984" w:type="dxa"/>
+            <w:tcW w:type="dxa" w:w="4703"/>
+            <w:shd w:val="clear" w:color="auto" w:fill="1565C0"/>
             <w:tcBorders>
               <w:top w:val="none"/>
+            </w:tcBorders>
+            <w:tcBorders>
+              <w:bottom w:val="none"/>
+            </w:tcBorders>
+            <w:tcBorders>
               <w:left w:val="none"/>
-              <w:bottom w:val="none"/>
+            </w:tcBorders>
+            <w:tcBorders>
               <w:right w:val="none"/>
             </w:tcBorders>
-            <w:shd w:val="clear" w:color="auto" w:fill="E8F4FD"/>
             <w:vAlign w:val="center"/>
           </w:tcPr>
+          <w:p/>
           <w:p>
             <w:pPr>
-              <w:spacing w:before="200" w:after="200"/>
-              <w:ind w:right="227"/>
               <w:jc w:val="center"/>
             </w:pPr>
             <w:r>
               <w:rPr>
-                <w:sz w:val="18"/>
+                <w:sz w:val="2"/>
               </w:rPr>
               <w:t>{%photo}</w:t>
             </w:r>
@@ -103,237 +93,380 @@
     </w:tbl>
     <w:p>
       <w:pPr>
-        <w:spacing w:before="200" w:after="60"/>
+        <w:spacing w:before="40" w:after="120"/>
         <w:pBdr>
-          <w:bottom w:val="single" w:sz="6" w:space="1" w:color="2196F3"/>
+          <w:bottom w:val="single" w:sz="6" w:space="1" w:color="CCCCCC"/>
+        </w:pBdr>
+      </w:pPr>
+    </w:p>
+    <w:p>
+      <w:pPr>
+        <w:spacing w:before="240" w:after="80"/>
+        <w:pBdr>
+          <w:bottom w:val="single" w:sz="6" w:space="1" w:color="1565C0"/>
         </w:pBdr>
       </w:pPr>
       <w:r>
         <w:rPr>
           <w:b/>
-          <w:color w:val="222233"/>
-          <w:sz w:val="22"/>
+          <w:color w:val="1565C0"/>
+          <w:sz w:val="26"/>
         </w:rPr>
-        <w:t>教育经历</w:t>
+        <w:t>学术背景</w:t>
       </w:r>
     </w:p>
     <w:p>
+      <w:pPr>
+        <w:spacing w:after="60"/>
+      </w:pPr>
       <w:r>
         <w:rPr>
           <w:b/>
+          <w:color w:val="555555"/>
+          <w:sz w:val="20"/>
+        </w:rPr>
+        <w:t>学校：</w:t>
+      </w:r>
+      <w:r>
+        <w:rPr>
           <w:sz w:val="20"/>
         </w:rPr>
         <w:t>{school}</w:t>
       </w:r>
+    </w:p>
+    <w:p>
+      <w:pPr>
+        <w:spacing w:after="60"/>
+      </w:pPr>
       <w:r>
         <w:rPr>
-          <w:color w:val="888888"/>
-          <w:sz w:val="18"/>
+          <w:b/>
+          <w:color w:val="555555"/>
+          <w:sz w:val="20"/>
         </w:rPr>
-        <w:t xml:space="preserve">   {major}（{degree}）</w:t>
+        <w:t>专业：</w:t>
       </w:r>
       <w:r>
         <w:rPr>
-          <w:color w:val="888888"/>
-          <w:sz w:val="18"/>
+          <w:sz w:val="20"/>
         </w:rPr>
-        <w:t xml:space="preserve">    {eduDates}</w:t>
-      </w:r>
-    </w:p>
-    <w:p>
-      <w:r>
-        <w:rPr>
-          <w:color w:val="888888"/>
-          <w:sz w:val="18"/>
-        </w:rPr>
-        <w:t>GPA：{gpa}  /  专业排名：{rank}  /  意向：{expectedPosition}</w:t>
+        <w:t>{major}（{degree}）</w:t>
       </w:r>
     </w:p>
     <w:p>
       <w:pPr>
-        <w:spacing w:before="200" w:after="60"/>
+        <w:spacing w:after="60"/>
+      </w:pPr>
+      <w:r>
+        <w:rPr>
+          <w:b/>
+          <w:color w:val="555555"/>
+          <w:sz w:val="20"/>
+        </w:rPr>
+        <w:t>学习时间：</w:t>
+      </w:r>
+      <w:r>
+        <w:rPr>
+          <w:sz w:val="20"/>
+        </w:rPr>
+        <w:t>{eduDates}</w:t>
+      </w:r>
+    </w:p>
+    <w:p>
+      <w:pPr>
+        <w:spacing w:after="60"/>
+      </w:pPr>
+      <w:r>
+        <w:rPr>
+          <w:b/>
+          <w:color w:val="555555"/>
+          <w:sz w:val="20"/>
+        </w:rPr>
+        <w:t>GPA / 绩点：</w:t>
+      </w:r>
+      <w:r>
+        <w:rPr>
+          <w:sz w:val="20"/>
+        </w:rPr>
+        <w:t>{gpa}　专业排名：{rank}</w:t>
+      </w:r>
+    </w:p>
+    <w:p>
+      <w:pPr>
+        <w:spacing w:after="60"/>
+      </w:pPr>
+      <w:r>
+        <w:rPr>
+          <w:b/>
+          <w:color w:val="555555"/>
+          <w:sz w:val="20"/>
+        </w:rPr>
+        <w:t>主修课程：</w:t>
+      </w:r>
+      <w:r>
+        <w:rPr>
+          <w:sz w:val="20"/>
+        </w:rPr>
+        <w:t>{coursesText}</w:t>
+      </w:r>
+    </w:p>
+    <w:p>
+      <w:pPr>
+        <w:spacing w:before="40" w:after="120"/>
         <w:pBdr>
-          <w:bottom w:val="single" w:sz="6" w:space="1" w:color="2196F3"/>
+          <w:bottom w:val="single" w:sz="6" w:space="1" w:color="CCCCCC"/>
+        </w:pBdr>
+      </w:pPr>
+    </w:p>
+    <w:p>
+      <w:pPr>
+        <w:spacing w:before="240" w:after="80"/>
+        <w:pBdr>
+          <w:bottom w:val="single" w:sz="6" w:space="1" w:color="1565C0"/>
         </w:pBdr>
       </w:pPr>
       <w:r>
         <w:rPr>
           <w:b/>
-          <w:color w:val="222233"/>
-          <w:sz w:val="22"/>
+          <w:color w:val="1565C0"/>
+          <w:sz w:val="26"/>
         </w:rPr>
-        <w:t>科研 / 实习经历</w:t>
+        <w:t>科研 / 项目经历</w:t>
       </w:r>
     </w:p>
     <w:p>
       <w:pPr>
-        <w:spacing w:after="0"/>
+        <w:spacing w:before="0" w:after="60"/>
       </w:pPr>
       <w:r>
+        <w:rPr>
+          <w:b w:val="0"/>
+          <w:color w:val="FFFFFF"/>
+          <w:sz w:val="2"/>
+        </w:rPr>
         <w:t>{#experiences}</w:t>
       </w:r>
     </w:p>
     <w:p>
+      <w:pPr>
+        <w:spacing w:before="160" w:after="40"/>
+      </w:pPr>
       <w:r>
         <w:rPr>
           <w:b/>
-          <w:sz w:val="20"/>
+          <w:sz w:val="22"/>
         </w:rPr>
         <w:t>{name}</w:t>
-      </w:r>
-      <w:r>
-        <w:rPr>
-          <w:color w:val="888888"/>
-          <w:sz w:val="18"/>
-        </w:rPr>
-        <w:t xml:space="preserve">   {organization}    {dates}</w:t>
       </w:r>
     </w:p>
     <w:p>
       <w:pPr>
-        <w:spacing w:after="80"/>
+        <w:spacing w:after="60"/>
       </w:pPr>
       <w:r>
         <w:rPr>
-          <w:sz w:val="18"/>
+          <w:color w:val="888888"/>
+          <w:sz w:val="20"/>
+        </w:rPr>
+        <w:t>{organizationFull}　{dates}</w:t>
+      </w:r>
+    </w:p>
+    <w:p>
+      <w:pPr>
+        <w:spacing w:before="0" w:after="60"/>
+      </w:pPr>
+      <w:r>
+        <w:rPr>
+          <w:b w:val="0"/>
+          <w:sz w:val="20"/>
         </w:rPr>
         <w:t>{bulletsText}</w:t>
       </w:r>
     </w:p>
     <w:p>
       <w:pPr>
-        <w:spacing w:after="0"/>
+        <w:spacing w:before="0" w:after="60"/>
       </w:pPr>
       <w:r>
+        <w:rPr>
+          <w:b w:val="0"/>
+          <w:color w:val="FFFFFF"/>
+          <w:sz w:val="2"/>
+        </w:rPr>
         <w:t>{/experiences}</w:t>
       </w:r>
     </w:p>
     <w:p>
       <w:pPr>
-        <w:spacing w:before="200" w:after="60"/>
+        <w:spacing w:before="40" w:after="120"/>
         <w:pBdr>
-          <w:bottom w:val="single" w:sz="6" w:space="1" w:color="2196F3"/>
+          <w:bottom w:val="single" w:sz="6" w:space="1" w:color="CCCCCC"/>
+        </w:pBdr>
+      </w:pPr>
+    </w:p>
+    <w:p>
+      <w:pPr>
+        <w:spacing w:before="240" w:after="80"/>
+        <w:pBdr>
+          <w:bottom w:val="single" w:sz="6" w:space="1" w:color="1565C0"/>
         </w:pBdr>
       </w:pPr>
       <w:r>
         <w:rPr>
           <w:b/>
-          <w:color w:val="222233"/>
-          <w:sz w:val="22"/>
+          <w:color w:val="1565C0"/>
+          <w:sz w:val="26"/>
         </w:rPr>
-        <w:t>获奖情况</w:t>
+        <w:t>奖项与荣誉</w:t>
       </w:r>
     </w:p>
     <w:p>
       <w:pPr>
-        <w:spacing w:after="0"/>
+        <w:spacing w:before="0" w:after="60"/>
       </w:pPr>
       <w:r>
+        <w:rPr>
+          <w:b w:val="0"/>
+          <w:color w:val="FFFFFF"/>
+          <w:sz w:val="2"/>
+        </w:rPr>
         <w:t>{#awards}</w:t>
       </w:r>
     </w:p>
     <w:p>
+      <w:pPr>
+        <w:pStyle w:val="ListBullet"/>
+        <w:spacing w:after="80"/>
+      </w:pPr>
       <w:r>
         <w:rPr>
-          <w:sz w:val="18"/>
+          <w:b/>
+          <w:sz w:val="20"/>
         </w:rPr>
         <w:t>{levelAndName}</w:t>
       </w:r>
       <w:r>
         <w:rPr>
           <w:color w:val="888888"/>
-          <w:sz w:val="18"/>
+          <w:sz w:val="20"/>
         </w:rPr>
-        <w:t xml:space="preserve">    {date}</w:t>
+        <w:t xml:space="preserve">　{date}　{description}</w:t>
       </w:r>
     </w:p>
     <w:p>
       <w:pPr>
-        <w:spacing w:after="0"/>
+        <w:spacing w:before="0" w:after="60"/>
       </w:pPr>
       <w:r>
+        <w:rPr>
+          <w:b w:val="0"/>
+          <w:color w:val="FFFFFF"/>
+          <w:sz w:val="2"/>
+        </w:rPr>
         <w:t>{/awards}</w:t>
       </w:r>
     </w:p>
     <w:p>
       <w:pPr>
-        <w:spacing w:before="200" w:after="60"/>
+        <w:spacing w:before="40" w:after="120"/>
         <w:pBdr>
-          <w:bottom w:val="single" w:sz="6" w:space="1" w:color="2196F3"/>
+          <w:bottom w:val="single" w:sz="6" w:space="1" w:color="CCCCCC"/>
+        </w:pBdr>
+      </w:pPr>
+    </w:p>
+    <w:p>
+      <w:pPr>
+        <w:spacing w:before="240" w:after="80"/>
+        <w:pBdr>
+          <w:bottom w:val="single" w:sz="6" w:space="1" w:color="1565C0"/>
         </w:pBdr>
       </w:pPr>
       <w:r>
         <w:rPr>
           <w:b/>
-          <w:color w:val="222233"/>
-          <w:sz w:val="22"/>
+          <w:color w:val="1565C0"/>
+          <w:sz w:val="26"/>
         </w:rPr>
-        <w:t>技能 &amp; 语言</w:t>
+        <w:t>语言与技能</w:t>
       </w:r>
     </w:p>
     <w:p>
       <w:pPr>
-        <w:spacing w:after="40"/>
+        <w:spacing w:after="60"/>
       </w:pPr>
       <w:r>
         <w:rPr>
-          <w:color w:val="888888"/>
-          <w:sz w:val="18"/>
+          <w:b/>
+          <w:color w:val="555555"/>
+          <w:sz w:val="20"/>
         </w:rPr>
         <w:t>语言能力：</w:t>
       </w:r>
       <w:r>
         <w:rPr>
-          <w:sz w:val="18"/>
+          <w:sz w:val="20"/>
         </w:rPr>
         <w:t>{languages}</w:t>
       </w:r>
     </w:p>
     <w:p>
       <w:pPr>
-        <w:spacing w:after="40"/>
+        <w:spacing w:after="60"/>
       </w:pPr>
       <w:r>
         <w:rPr>
-          <w:color w:val="888888"/>
-          <w:sz w:val="18"/>
+          <w:b/>
+          <w:color w:val="555555"/>
+          <w:sz w:val="20"/>
         </w:rPr>
         <w:t>专业技能：</w:t>
       </w:r>
       <w:r>
         <w:rPr>
-          <w:sz w:val="18"/>
+          <w:sz w:val="20"/>
         </w:rPr>
         <w:t>{computerSkills}</w:t>
       </w:r>
     </w:p>
     <w:p>
       <w:pPr>
-        <w:spacing w:before="200" w:after="60"/>
+        <w:spacing w:before="40" w:after="120"/>
         <w:pBdr>
-          <w:bottom w:val="single" w:sz="6" w:space="1" w:color="2196F3"/>
+          <w:bottom w:val="single" w:sz="6" w:space="1" w:color="CCCCCC"/>
+        </w:pBdr>
+      </w:pPr>
+    </w:p>
+    <w:p>
+      <w:pPr>
+        <w:spacing w:before="240" w:after="80"/>
+        <w:pBdr>
+          <w:bottom w:val="single" w:sz="6" w:space="1" w:color="1565C0"/>
         </w:pBdr>
       </w:pPr>
       <w:r>
         <w:rPr>
           <w:b/>
-          <w:color w:val="222233"/>
-          <w:sz w:val="22"/>
+          <w:color w:val="1565C0"/>
+          <w:sz w:val="26"/>
         </w:rPr>
-        <w:t>自我陈述</w:t>
+        <w:t>个人陈述</w:t>
       </w:r>
     </w:p>
     <w:p>
+      <w:pPr>
+        <w:spacing w:before="0" w:after="60"/>
+      </w:pPr>
       <w:r>
         <w:rPr>
-          <w:sz w:val="18"/>
+          <w:b w:val="0"/>
+          <w:sz w:val="20"/>
         </w:rPr>
         <w:t>{selfIntro}</w:t>
       </w:r>
     </w:p>
     <w:sectPr>
       <w:pgSz w:w="12240" w:h="15840"/>
-      <w:pgMar w:top="0" w:right="1417" w:bottom="1134" w:left="1417" w:header="720" w:footer="720" w:gutter="0"/>
+      <w:pgMar w:top="1020" w:right="1417" w:bottom="1134" w:left="1417" w:header="720" w:footer="720" w:gutter="0"/>
       <w:cols w:space="720"/>
       <w:docGrid w:linePitch="360"/>
     </w:sectPr>

--- a/templates/postgrad-apply.docx
+++ b/templates/postgrad-apply.docx
@@ -17,19 +17,15 @@
         <w:tc>
           <w:tcPr>
             <w:tcW w:type="dxa" w:w="4703"/>
-            <w:shd w:val="clear" w:color="auto" w:fill="1565C0"/>
             <w:tcBorders>
               <w:top w:val="none"/>
+              <w:left w:val="none"/>
+              <w:bottom w:val="none"/>
+              <w:right w:val="none"/>
+              <w:insideH w:val="none"/>
+              <w:insideV w:val="none"/>
             </w:tcBorders>
-            <w:tcBorders>
-              <w:bottom w:val="none"/>
-            </w:tcBorders>
-            <w:tcBorders>
-              <w:left w:val="none"/>
-            </w:tcBorders>
-            <w:tcBorders>
-              <w:right w:val="none"/>
-            </w:tcBorders>
+            <w:shd w:val="clear" w:color="auto" w:fill="1565C0"/>
           </w:tcPr>
           <w:p/>
           <w:p>
@@ -38,6 +34,7 @@
             </w:pPr>
             <w:r>
               <w:rPr>
+                <w:rFonts w:ascii="微软雅黑" w:hAnsi="微软雅黑" w:eastAsia="微软雅黑" w:cs="微软雅黑"/>
                 <w:b/>
                 <w:color w:val="FFFFFF"/>
                 <w:sz w:val="44"/>
@@ -51,8 +48,9 @@
             </w:pPr>
             <w:r>
               <w:rPr>
+                <w:rFonts w:ascii="宋体" w:hAnsi="宋体" w:eastAsia="宋体" w:cs="宋体"/>
                 <w:color w:val="E3F2FD"/>
-                <w:sz w:val="18"/>
+                <w:sz w:val="19"/>
               </w:rPr>
               <w:t>{phone}   |   {email}   |   {city}</w:t>
             </w:r>
@@ -61,19 +59,15 @@
         <w:tc>
           <w:tcPr>
             <w:tcW w:type="dxa" w:w="4703"/>
-            <w:shd w:val="clear" w:color="auto" w:fill="1565C0"/>
             <w:tcBorders>
               <w:top w:val="none"/>
+              <w:left w:val="none"/>
+              <w:bottom w:val="none"/>
+              <w:right w:val="none"/>
+              <w:insideH w:val="none"/>
+              <w:insideV w:val="none"/>
             </w:tcBorders>
-            <w:tcBorders>
-              <w:bottom w:val="none"/>
-            </w:tcBorders>
-            <w:tcBorders>
-              <w:left w:val="none"/>
-            </w:tcBorders>
-            <w:tcBorders>
-              <w:right w:val="none"/>
-            </w:tcBorders>
+            <w:shd w:val="clear" w:color="auto" w:fill="1565C0"/>
             <w:vAlign w:val="center"/>
           </w:tcPr>
           <w:p/>
@@ -93,42 +87,46 @@
     </w:tbl>
     <w:p>
       <w:pPr>
-        <w:spacing w:before="40" w:after="120"/>
+        <w:spacing w:before="20" w:after="80"/>
         <w:pBdr>
-          <w:bottom w:val="single" w:sz="6" w:space="1" w:color="CCCCCC"/>
+          <w:bottom w:val="single" w:sz="4" w:space="1" w:color="DDDDDD"/>
         </w:pBdr>
       </w:pPr>
     </w:p>
     <w:p>
       <w:pPr>
-        <w:spacing w:before="240" w:after="80"/>
+        <w:spacing w:before="200" w:after="60" w:line="276" w:lineRule="auto"/>
         <w:pBdr>
           <w:bottom w:val="single" w:sz="6" w:space="1" w:color="1565C0"/>
         </w:pBdr>
       </w:pPr>
       <w:r>
         <w:rPr>
+          <w:rFonts w:ascii="微软雅黑" w:hAnsi="微软雅黑" w:eastAsia="微软雅黑" w:cs="微软雅黑"/>
           <w:b/>
           <w:color w:val="1565C0"/>
-          <w:sz w:val="26"/>
+          <w:sz w:val="24"/>
         </w:rPr>
         <w:t>学术背景</w:t>
       </w:r>
     </w:p>
     <w:p>
       <w:pPr>
-        <w:spacing w:after="60"/>
+        <w:spacing w:after="40" w:line="264" w:lineRule="auto"/>
       </w:pPr>
       <w:r>
         <w:rPr>
+          <w:rFonts w:ascii="微软雅黑" w:hAnsi="微软雅黑" w:eastAsia="微软雅黑" w:cs="微软雅黑"/>
           <w:b/>
-          <w:color w:val="555555"/>
+          <w:color w:val="444444"/>
           <w:sz w:val="20"/>
         </w:rPr>
         <w:t>学校：</w:t>
       </w:r>
       <w:r>
         <w:rPr>
+          <w:rFonts w:ascii="宋体" w:hAnsi="宋体" w:eastAsia="宋体" w:cs="宋体"/>
+          <w:color w:val="222222"/>
           <w:sz w:val="20"/>
         </w:rPr>
         <w:t>{school}</w:t>
@@ -136,18 +134,21 @@
     </w:p>
     <w:p>
       <w:pPr>
-        <w:spacing w:after="60"/>
+        <w:spacing w:after="40" w:line="264" w:lineRule="auto"/>
       </w:pPr>
       <w:r>
         <w:rPr>
+          <w:rFonts w:ascii="微软雅黑" w:hAnsi="微软雅黑" w:eastAsia="微软雅黑" w:cs="微软雅黑"/>
           <w:b/>
-          <w:color w:val="555555"/>
+          <w:color w:val="444444"/>
           <w:sz w:val="20"/>
         </w:rPr>
         <w:t>专业：</w:t>
       </w:r>
       <w:r>
         <w:rPr>
+          <w:rFonts w:ascii="宋体" w:hAnsi="宋体" w:eastAsia="宋体" w:cs="宋体"/>
+          <w:color w:val="222222"/>
           <w:sz w:val="20"/>
         </w:rPr>
         <w:t>{major}（{degree}）</w:t>
@@ -155,18 +156,21 @@
     </w:p>
     <w:p>
       <w:pPr>
-        <w:spacing w:after="60"/>
+        <w:spacing w:after="40" w:line="264" w:lineRule="auto"/>
       </w:pPr>
       <w:r>
         <w:rPr>
+          <w:rFonts w:ascii="微软雅黑" w:hAnsi="微软雅黑" w:eastAsia="微软雅黑" w:cs="微软雅黑"/>
           <w:b/>
-          <w:color w:val="555555"/>
+          <w:color w:val="444444"/>
           <w:sz w:val="20"/>
         </w:rPr>
         <w:t>学习时间：</w:t>
       </w:r>
       <w:r>
         <w:rPr>
+          <w:rFonts w:ascii="宋体" w:hAnsi="宋体" w:eastAsia="宋体" w:cs="宋体"/>
+          <w:color w:val="222222"/>
           <w:sz w:val="20"/>
         </w:rPr>
         <w:t>{eduDates}</w:t>
@@ -174,18 +178,21 @@
     </w:p>
     <w:p>
       <w:pPr>
-        <w:spacing w:after="60"/>
+        <w:spacing w:after="40" w:line="264" w:lineRule="auto"/>
       </w:pPr>
       <w:r>
         <w:rPr>
+          <w:rFonts w:ascii="微软雅黑" w:hAnsi="微软雅黑" w:eastAsia="微软雅黑" w:cs="微软雅黑"/>
           <w:b/>
-          <w:color w:val="555555"/>
+          <w:color w:val="444444"/>
           <w:sz w:val="20"/>
         </w:rPr>
         <w:t>GPA / 绩点：</w:t>
       </w:r>
       <w:r>
         <w:rPr>
+          <w:rFonts w:ascii="宋体" w:hAnsi="宋体" w:eastAsia="宋体" w:cs="宋体"/>
+          <w:color w:val="222222"/>
           <w:sz w:val="20"/>
         </w:rPr>
         <w:t>{gpa}　专业排名：{rank}</w:t>
@@ -193,18 +200,21 @@
     </w:p>
     <w:p>
       <w:pPr>
-        <w:spacing w:after="60"/>
+        <w:spacing w:after="40" w:line="264" w:lineRule="auto"/>
       </w:pPr>
       <w:r>
         <w:rPr>
+          <w:rFonts w:ascii="微软雅黑" w:hAnsi="微软雅黑" w:eastAsia="微软雅黑" w:cs="微软雅黑"/>
           <w:b/>
-          <w:color w:val="555555"/>
+          <w:color w:val="444444"/>
           <w:sz w:val="20"/>
         </w:rPr>
         <w:t>主修课程：</w:t>
       </w:r>
       <w:r>
         <w:rPr>
+          <w:rFonts w:ascii="宋体" w:hAnsi="宋体" w:eastAsia="宋体" w:cs="宋体"/>
+          <w:color w:val="222222"/>
           <w:sz w:val="20"/>
         </w:rPr>
         <w:t>{coursesText}</w:t>
@@ -212,35 +222,38 @@
     </w:p>
     <w:p>
       <w:pPr>
-        <w:spacing w:before="40" w:after="120"/>
+        <w:spacing w:before="20" w:after="80"/>
         <w:pBdr>
-          <w:bottom w:val="single" w:sz="6" w:space="1" w:color="CCCCCC"/>
+          <w:bottom w:val="single" w:sz="4" w:space="1" w:color="DDDDDD"/>
         </w:pBdr>
       </w:pPr>
     </w:p>
     <w:p>
       <w:pPr>
-        <w:spacing w:before="240" w:after="80"/>
+        <w:spacing w:before="200" w:after="60" w:line="276" w:lineRule="auto"/>
         <w:pBdr>
           <w:bottom w:val="single" w:sz="6" w:space="1" w:color="1565C0"/>
         </w:pBdr>
       </w:pPr>
       <w:r>
         <w:rPr>
+          <w:rFonts w:ascii="微软雅黑" w:hAnsi="微软雅黑" w:eastAsia="微软雅黑" w:cs="微软雅黑"/>
           <w:b/>
           <w:color w:val="1565C0"/>
-          <w:sz w:val="26"/>
+          <w:sz w:val="24"/>
         </w:rPr>
         <w:t>科研 / 项目经历</w:t>
       </w:r>
     </w:p>
     <w:p>
       <w:pPr>
-        <w:spacing w:before="0" w:after="60"/>
+        <w:spacing w:before="0" w:after="40" w:line="268" w:lineRule="auto"/>
       </w:pPr>
       <w:r>
         <w:rPr>
+          <w:rFonts w:ascii="宋体" w:hAnsi="宋体" w:eastAsia="宋体" w:cs="宋体"/>
           <w:b w:val="0"/>
+          <w:i w:val="0"/>
           <w:color w:val="FFFFFF"/>
           <w:sz w:val="2"/>
         </w:rPr>
@@ -249,11 +262,13 @@
     </w:p>
     <w:p>
       <w:pPr>
-        <w:spacing w:before="160" w:after="40"/>
+        <w:spacing w:before="140" w:after="20" w:line="264" w:lineRule="auto"/>
       </w:pPr>
       <w:r>
         <w:rPr>
+          <w:rFonts w:ascii="微软雅黑" w:hAnsi="微软雅黑" w:eastAsia="微软雅黑" w:cs="微软雅黑"/>
           <w:b/>
+          <w:color w:val="222222"/>
           <w:sz w:val="22"/>
         </w:rPr>
         <w:t>{name}</w:t>
@@ -261,23 +276,27 @@
     </w:p>
     <w:p>
       <w:pPr>
-        <w:spacing w:after="60"/>
+        <w:spacing w:after="40" w:line="264" w:lineRule="auto"/>
       </w:pPr>
       <w:r>
         <w:rPr>
+          <w:rFonts w:ascii="宋体" w:hAnsi="宋体" w:eastAsia="宋体" w:cs="宋体"/>
           <w:color w:val="888888"/>
-          <w:sz w:val="20"/>
+          <w:sz w:val="19"/>
         </w:rPr>
         <w:t>{organizationFull}　{dates}</w:t>
       </w:r>
     </w:p>
     <w:p>
       <w:pPr>
-        <w:spacing w:before="0" w:after="60"/>
+        <w:spacing w:before="20" w:after="80" w:line="268" w:lineRule="auto"/>
       </w:pPr>
       <w:r>
         <w:rPr>
+          <w:rFonts w:ascii="宋体" w:hAnsi="宋体" w:eastAsia="宋体" w:cs="宋体"/>
           <w:b w:val="0"/>
+          <w:i w:val="0"/>
+          <w:color w:val="333333"/>
           <w:sz w:val="20"/>
         </w:rPr>
         <w:t>{bulletsText}</w:t>
@@ -285,11 +304,13 @@
     </w:p>
     <w:p>
       <w:pPr>
-        <w:spacing w:before="0" w:after="60"/>
+        <w:spacing w:before="0" w:after="40" w:line="268" w:lineRule="auto"/>
       </w:pPr>
       <w:r>
         <w:rPr>
+          <w:rFonts w:ascii="宋体" w:hAnsi="宋体" w:eastAsia="宋体" w:cs="宋体"/>
           <w:b w:val="0"/>
+          <w:i w:val="0"/>
           <w:color w:val="FFFFFF"/>
           <w:sz w:val="2"/>
         </w:rPr>
@@ -298,35 +319,38 @@
     </w:p>
     <w:p>
       <w:pPr>
-        <w:spacing w:before="40" w:after="120"/>
+        <w:spacing w:before="20" w:after="80"/>
         <w:pBdr>
-          <w:bottom w:val="single" w:sz="6" w:space="1" w:color="CCCCCC"/>
+          <w:bottom w:val="single" w:sz="4" w:space="1" w:color="DDDDDD"/>
         </w:pBdr>
       </w:pPr>
     </w:p>
     <w:p>
       <w:pPr>
-        <w:spacing w:before="240" w:after="80"/>
+        <w:spacing w:before="200" w:after="60" w:line="276" w:lineRule="auto"/>
         <w:pBdr>
           <w:bottom w:val="single" w:sz="6" w:space="1" w:color="1565C0"/>
         </w:pBdr>
       </w:pPr>
       <w:r>
         <w:rPr>
+          <w:rFonts w:ascii="微软雅黑" w:hAnsi="微软雅黑" w:eastAsia="微软雅黑" w:cs="微软雅黑"/>
           <w:b/>
           <w:color w:val="1565C0"/>
-          <w:sz w:val="26"/>
+          <w:sz w:val="24"/>
         </w:rPr>
         <w:t>奖项与荣誉</w:t>
       </w:r>
     </w:p>
     <w:p>
       <w:pPr>
-        <w:spacing w:before="0" w:after="60"/>
+        <w:spacing w:before="0" w:after="40" w:line="268" w:lineRule="auto"/>
       </w:pPr>
       <w:r>
         <w:rPr>
+          <w:rFonts w:ascii="宋体" w:hAnsi="宋体" w:eastAsia="宋体" w:cs="宋体"/>
           <w:b w:val="0"/>
+          <w:i w:val="0"/>
           <w:color w:val="FFFFFF"/>
           <w:sz w:val="2"/>
         </w:rPr>
@@ -336,30 +360,35 @@
     <w:p>
       <w:pPr>
         <w:pStyle w:val="ListBullet"/>
-        <w:spacing w:after="80"/>
+        <w:spacing w:after="60" w:line="264" w:lineRule="auto"/>
       </w:pPr>
       <w:r>
         <w:rPr>
+          <w:rFonts w:ascii="宋体" w:hAnsi="宋体" w:eastAsia="宋体" w:cs="宋体"/>
           <w:b/>
+          <w:color w:val="222222"/>
           <w:sz w:val="20"/>
         </w:rPr>
         <w:t>{levelAndName}</w:t>
       </w:r>
       <w:r>
         <w:rPr>
+          <w:rFonts w:ascii="宋体" w:hAnsi="宋体" w:eastAsia="宋体" w:cs="宋体"/>
           <w:color w:val="888888"/>
-          <w:sz w:val="20"/>
+          <w:sz w:val="19"/>
         </w:rPr>
         <w:t xml:space="preserve">　{date}　{description}</w:t>
       </w:r>
     </w:p>
     <w:p>
       <w:pPr>
-        <w:spacing w:before="0" w:after="60"/>
+        <w:spacing w:before="0" w:after="40" w:line="268" w:lineRule="auto"/>
       </w:pPr>
       <w:r>
         <w:rPr>
+          <w:rFonts w:ascii="宋体" w:hAnsi="宋体" w:eastAsia="宋体" w:cs="宋体"/>
           <w:b w:val="0"/>
+          <w:i w:val="0"/>
           <w:color w:val="FFFFFF"/>
           <w:sz w:val="2"/>
         </w:rPr>
@@ -368,42 +397,46 @@
     </w:p>
     <w:p>
       <w:pPr>
-        <w:spacing w:before="40" w:after="120"/>
+        <w:spacing w:before="20" w:after="80"/>
         <w:pBdr>
-          <w:bottom w:val="single" w:sz="6" w:space="1" w:color="CCCCCC"/>
+          <w:bottom w:val="single" w:sz="4" w:space="1" w:color="DDDDDD"/>
         </w:pBdr>
       </w:pPr>
     </w:p>
     <w:p>
       <w:pPr>
-        <w:spacing w:before="240" w:after="80"/>
+        <w:spacing w:before="200" w:after="60" w:line="276" w:lineRule="auto"/>
         <w:pBdr>
           <w:bottom w:val="single" w:sz="6" w:space="1" w:color="1565C0"/>
         </w:pBdr>
       </w:pPr>
       <w:r>
         <w:rPr>
+          <w:rFonts w:ascii="微软雅黑" w:hAnsi="微软雅黑" w:eastAsia="微软雅黑" w:cs="微软雅黑"/>
           <w:b/>
           <w:color w:val="1565C0"/>
-          <w:sz w:val="26"/>
+          <w:sz w:val="24"/>
         </w:rPr>
         <w:t>语言与技能</w:t>
       </w:r>
     </w:p>
     <w:p>
       <w:pPr>
-        <w:spacing w:after="60"/>
+        <w:spacing w:after="40" w:line="264" w:lineRule="auto"/>
       </w:pPr>
       <w:r>
         <w:rPr>
+          <w:rFonts w:ascii="微软雅黑" w:hAnsi="微软雅黑" w:eastAsia="微软雅黑" w:cs="微软雅黑"/>
           <w:b/>
-          <w:color w:val="555555"/>
+          <w:color w:val="444444"/>
           <w:sz w:val="20"/>
         </w:rPr>
         <w:t>语言能力：</w:t>
       </w:r>
       <w:r>
         <w:rPr>
+          <w:rFonts w:ascii="宋体" w:hAnsi="宋体" w:eastAsia="宋体" w:cs="宋体"/>
+          <w:color w:val="222222"/>
           <w:sz w:val="20"/>
         </w:rPr>
         <w:t>{languages}</w:t>
@@ -411,18 +444,21 @@
     </w:p>
     <w:p>
       <w:pPr>
-        <w:spacing w:after="60"/>
+        <w:spacing w:after="40" w:line="264" w:lineRule="auto"/>
       </w:pPr>
       <w:r>
         <w:rPr>
+          <w:rFonts w:ascii="微软雅黑" w:hAnsi="微软雅黑" w:eastAsia="微软雅黑" w:cs="微软雅黑"/>
           <w:b/>
-          <w:color w:val="555555"/>
+          <w:color w:val="444444"/>
           <w:sz w:val="20"/>
         </w:rPr>
         <w:t>专业技能：</w:t>
       </w:r>
       <w:r>
         <w:rPr>
+          <w:rFonts w:ascii="宋体" w:hAnsi="宋体" w:eastAsia="宋体" w:cs="宋体"/>
+          <w:color w:val="222222"/>
           <w:sz w:val="20"/>
         </w:rPr>
         <w:t>{computerSkills}</w:t>
@@ -430,43 +466,47 @@
     </w:p>
     <w:p>
       <w:pPr>
-        <w:spacing w:before="40" w:after="120"/>
+        <w:spacing w:before="20" w:after="80"/>
         <w:pBdr>
-          <w:bottom w:val="single" w:sz="6" w:space="1" w:color="CCCCCC"/>
+          <w:bottom w:val="single" w:sz="4" w:space="1" w:color="DDDDDD"/>
         </w:pBdr>
       </w:pPr>
     </w:p>
     <w:p>
       <w:pPr>
-        <w:spacing w:before="240" w:after="80"/>
+        <w:spacing w:before="200" w:after="60" w:line="276" w:lineRule="auto"/>
         <w:pBdr>
           <w:bottom w:val="single" w:sz="6" w:space="1" w:color="1565C0"/>
         </w:pBdr>
       </w:pPr>
       <w:r>
         <w:rPr>
+          <w:rFonts w:ascii="微软雅黑" w:hAnsi="微软雅黑" w:eastAsia="微软雅黑" w:cs="微软雅黑"/>
           <w:b/>
           <w:color w:val="1565C0"/>
-          <w:sz w:val="26"/>
+          <w:sz w:val="24"/>
         </w:rPr>
         <w:t>个人陈述</w:t>
       </w:r>
     </w:p>
     <w:p>
       <w:pPr>
-        <w:spacing w:before="0" w:after="60"/>
+        <w:spacing w:before="0" w:after="80" w:line="268" w:lineRule="auto"/>
       </w:pPr>
       <w:r>
         <w:rPr>
+          <w:rFonts w:ascii="宋体" w:hAnsi="宋体" w:eastAsia="宋体" w:cs="宋体"/>
           <w:b w:val="0"/>
-          <w:sz w:val="20"/>
+          <w:i w:val="0"/>
+          <w:color w:val="333333"/>
+          <w:sz w:val="21"/>
         </w:rPr>
         <w:t>{selfIntro}</w:t>
       </w:r>
     </w:p>
     <w:sectPr>
       <w:pgSz w:w="12240" w:h="15840"/>
-      <w:pgMar w:top="1020" w:right="1417" w:bottom="1134" w:left="1417" w:header="720" w:footer="720" w:gutter="0"/>
+      <w:pgMar w:top="1020" w:right="1417" w:bottom="1020" w:left="1417" w:header="720" w:footer="720" w:gutter="0"/>
       <w:cols w:space="720"/>
       <w:docGrid w:linePitch="360"/>
     </w:sectPr>
